--- a/skills/docx/templates/onbehalfai/template-compte-rendu.docx
+++ b/skills/docx/templates/onbehalfai/template-compte-rendu.docx
@@ -89,59 +89,6 @@
                 <w:lang w:val="en-GB"/>
               </w:rPr>
             </w:pPr>
-            <w:r>
-              <w:rPr>
-                <w:noProof/>
-              </w:rPr>
-              <w:drawing>
-                <wp:inline distT="0" distB="0" distL="0" distR="0" wp14:anchorId="1A711AFC" wp14:editId="002507E6">
-                  <wp:extent cx="1695558" cy="1169035"/>
-                  <wp:effectExtent l="0" t="0" r="0" b="0"/>
-                  <wp:docPr id="1946972633" name="Image 2" descr="Un nouveau logo pour le CNPP | Mer et Marine"/>
-                  <wp:cNvGraphicFramePr>
-                    <a:graphicFrameLocks xmlns:a="http://schemas.openxmlformats.org/drawingml/2006/main" noChangeAspect="1"/>
-                  </wp:cNvGraphicFramePr>
-                  <a:graphic xmlns:a="http://schemas.openxmlformats.org/drawingml/2006/main">
-                    <a:graphicData uri="http://schemas.openxmlformats.org/drawingml/2006/picture">
-                      <pic:pic xmlns:pic="http://schemas.openxmlformats.org/drawingml/2006/picture">
-                        <pic:nvPicPr>
-                          <pic:cNvPr id="0" name="Picture 1" descr="Un nouveau logo pour le CNPP | Mer et Marine"/>
-                          <pic:cNvPicPr>
-                            <a:picLocks noChangeAspect="1" noChangeArrowheads="1"/>
-                          </pic:cNvPicPr>
-                        </pic:nvPicPr>
-                        <pic:blipFill>
-                          <a:blip r:embed="rId11" cstate="print">
-                            <a:extLst>
-                              <a:ext uri="{28A0092B-C50C-407E-A947-70E740481C1C}">
-                                <a14:useLocalDpi xmlns:a14="http://schemas.microsoft.com/office/drawing/2010/main" val="0"/>
-                              </a:ext>
-                            </a:extLst>
-                          </a:blip>
-                          <a:srcRect/>
-                          <a:stretch>
-                            <a:fillRect/>
-                          </a:stretch>
-                        </pic:blipFill>
-                        <pic:spPr bwMode="auto">
-                          <a:xfrm>
-                            <a:off x="0" y="0"/>
-                            <a:ext cx="1704335" cy="1175086"/>
-                          </a:xfrm>
-                          <a:prstGeom prst="rect">
-                            <a:avLst/>
-                          </a:prstGeom>
-                          <a:noFill/>
-                          <a:ln>
-                            <a:noFill/>
-                          </a:ln>
-                        </pic:spPr>
-                      </pic:pic>
-                    </a:graphicData>
-                  </a:graphic>
-                </wp:inline>
-              </w:drawing>
-            </w:r>
           </w:p>
           <w:p>
             <w:pPr>
@@ -273,7 +220,7 @@
                 <w:szCs w:val="24"/>
                 <w:lang w:val="fr-FR"/>
               </w:rPr>
-              <w:t xml:space="preserve"> </w:t>
+              <w:t xml:space="preserve"/>
             </w:r>
           </w:p>
         </w:tc>
@@ -853,7 +800,7 @@
     </w:p>
     <w:p>
       <w:r>
-        <w:t xml:space="preserve">[Description du contexte de la réunion]</w:t>
+        <w:t xml:space="preserve">[Description du contexte]</w:t>
       </w:r>
     </w:p>
     <w:p/>
@@ -906,7 +853,6 @@
         <w:t xml:space="preserve">[Actions à mener]</w:t>
       </w:r>
     </w:p>
-    <w:p/>
     <w:sectPr>
       <w:footerReference w:type="default" r:id="rId14"/>
       <w:pgSz w:w="11906" w:h="16838"/>

--- a/skills/docx/templates/onbehalfai/template-compte-rendu.docx
+++ b/skills/docx/templates/onbehalfai/template-compte-rendu.docx
@@ -104,8 +104,8 @@
               </w:rPr>
               <w:drawing>
                 <wp:inline distT="0" distB="0" distL="0" distR="0" wp14:anchorId="27ACA792" wp14:editId="25A55B8B">
-                  <wp:extent cx="816909" cy="800100"/>
-                  <wp:effectExtent l="0" t="0" r="2540" b="0"/>
+                  <wp:extent cx="2286000" cy="525517"/>
+                  <wp:effectExtent l="0" t="0" r="0" b="0"/>
                   <wp:docPr id="1001" name="Graphic 3"/>
                   <wp:cNvGraphicFramePr>
                     <a:graphicFrameLocks xmlns:a="http://schemas.openxmlformats.org/drawingml/2006/main" noChangeAspect="1"/>
@@ -120,10 +120,10 @@
                         <pic:blipFill>
                           <a:blip r:embed="rId12">
                             <a:extLst>
-                              <a:ext uri="{28A0092B-C50C-407E-A947-70E740481C1C}">
+                              <a:ext uri="{28A0092B-C50C-407E-A947-70E740481C1C}" cx="2286000" cy="525517">
                                 <a14:useLocalDpi xmlns:a14="http://schemas.microsoft.com/office/drawing/2010/main" val="0"/>
                               </a:ext>
-                              <a:ext uri="{96DAC541-7B7A-43D3-8B79-37D633B846F1}">
+                              <a:ext uri="{96DAC541-7B7A-43D3-8B79-37D633B846F1}" cx="2286000" cy="525517">
                                 <asvg:svgBlip xmlns:asvg="http://schemas.microsoft.com/office/drawing/2016/SVG/main" r:embed="rId13"/>
                               </a:ext>
                             </a:extLst>
@@ -135,7 +135,7 @@
                         <pic:spPr>
                           <a:xfrm>
                             <a:off x="0" y="0"/>
-                            <a:ext cx="822427" cy="805504"/>
+                            <a:ext cx="2286000" cy="525517"/>
                           </a:xfrm>
                           <a:prstGeom prst="rect">
                             <a:avLst/>

--- a/skills/docx/templates/onbehalfai/template-compte-rendu.docx
+++ b/skills/docx/templates/onbehalfai/template-compte-rendu.docx
@@ -104,7 +104,7 @@
               </w:rPr>
               <w:drawing>
                 <wp:inline distT="0" distB="0" distL="0" distR="0" wp14:anchorId="27ACA792" wp14:editId="25A55B8B">
-                  <wp:extent cx="2286000" cy="525517"/>
+                  <wp:extent cx="2743200" cy="630620"/>
                   <wp:effectExtent l="0" t="0" r="0" b="0"/>
                   <wp:docPr id="1001" name="Graphic 3"/>
                   <wp:cNvGraphicFramePr>
@@ -120,10 +120,10 @@
                         <pic:blipFill>
                           <a:blip r:embed="rId12">
                             <a:extLst>
-                              <a:ext uri="{28A0092B-C50C-407E-A947-70E740481C1C}" cx="2286000" cy="525517">
+                              <a:ext uri="{28A0092B-C50C-407E-A947-70E740481C1C}" cx="2743200" cy="630620">
                                 <a14:useLocalDpi xmlns:a14="http://schemas.microsoft.com/office/drawing/2010/main" val="0"/>
                               </a:ext>
-                              <a:ext uri="{96DAC541-7B7A-43D3-8B79-37D633B846F1}" cx="2286000" cy="525517">
+                              <a:ext uri="{96DAC541-7B7A-43D3-8B79-37D633B846F1}" cx="2743200" cy="630620">
                                 <asvg:svgBlip xmlns:asvg="http://schemas.microsoft.com/office/drawing/2016/SVG/main" r:embed="rId13"/>
                               </a:ext>
                             </a:extLst>
@@ -135,7 +135,7 @@
                         <pic:spPr>
                           <a:xfrm>
                             <a:off x="0" y="0"/>
-                            <a:ext cx="2286000" cy="525517"/>
+                            <a:ext cx="2743200" cy="630620"/>
                           </a:xfrm>
                           <a:prstGeom prst="rect">
                             <a:avLst/>

--- a/skills/docx/templates/onbehalfai/template-compte-rendu.docx
+++ b/skills/docx/templates/onbehalfai/template-compte-rendu.docx
@@ -104,8 +104,8 @@
               </w:rPr>
               <w:drawing>
                 <wp:inline distT="0" distB="0" distL="0" distR="0" wp14:anchorId="27ACA792" wp14:editId="25A55B8B">
-                  <wp:extent cx="2743200" cy="630620"/>
-                  <wp:effectExtent l="0" t="0" r="0" b="0"/>
+                  <wp:extent cx="1647542" cy="378745"/>
+                  <wp:effectExtent l="0" t="0" r="0" b="2540"/>
                   <wp:docPr id="1001" name="Graphic 3"/>
                   <wp:cNvGraphicFramePr>
                     <a:graphicFrameLocks xmlns:a="http://schemas.openxmlformats.org/drawingml/2006/main" noChangeAspect="1"/>
@@ -120,10 +120,10 @@
                         <pic:blipFill>
                           <a:blip r:embed="rId12">
                             <a:extLst>
-                              <a:ext uri="{28A0092B-C50C-407E-A947-70E740481C1C}" cx="2743200" cy="630620">
+                              <a:ext uri="{28A0092B-C50C-407E-A947-70E740481C1C}">
                                 <a14:useLocalDpi xmlns:a14="http://schemas.microsoft.com/office/drawing/2010/main" val="0"/>
                               </a:ext>
-                              <a:ext uri="{96DAC541-7B7A-43D3-8B79-37D633B846F1}" cx="2743200" cy="630620">
+                              <a:ext uri="{96DAC541-7B7A-43D3-8B79-37D633B846F1}">
                                 <asvg:svgBlip xmlns:asvg="http://schemas.microsoft.com/office/drawing/2016/SVG/main" r:embed="rId13"/>
                               </a:ext>
                             </a:extLst>
@@ -135,7 +135,7 @@
                         <pic:spPr>
                           <a:xfrm>
                             <a:off x="0" y="0"/>
-                            <a:ext cx="2743200" cy="630620"/>
+                            <a:ext cx="1699459" cy="390680"/>
                           </a:xfrm>
                           <a:prstGeom prst="rect">
                             <a:avLst/>
